--- a/Практика/16-02-2023_15-18-20/1-Катя/МУ 09.03.01 Инструм.средства Техн_проек_хим_произв 2022.docx
+++ b/Практика/16-02-2023_15-18-20/1-Катя/МУ 09.03.01 Инструм.средства Техн_проек_хим_произв 2022.docx
@@ -159,7 +159,6 @@
         </w:rPr>
         <w:t xml:space="preserve"> </w:t>
       </w:r>
-      <w:proofErr w:type="gramStart"/>
       <w:r>
         <w:rPr>
           <w:rFonts w:ascii="Times New Roman" w:eastAsia="Times New Roman" w:hAnsi="Times New Roman" w:cs="Times New Roman"/>
@@ -169,19 +168,7 @@
           <w:szCs w:val="24"/>
           <w:lang w:bidi="ar-SA"/>
         </w:rPr>
-        <w:t>Д.И.</w:t>
-      </w:r>
-      <w:proofErr w:type="gramEnd"/>
-      <w:r>
-        <w:rPr>
-          <w:rFonts w:ascii="Times New Roman" w:eastAsia="Times New Roman" w:hAnsi="Times New Roman" w:cs="Times New Roman"/>
-          <w:b/>
-          <w:color w:val="000000"/>
-          <w:sz w:val="24"/>
-          <w:szCs w:val="24"/>
-          <w:lang w:bidi="ar-SA"/>
-        </w:rPr>
-        <w:t xml:space="preserve"> МЕНДЕЛЕЕВА</w:t>
+        <w:t>Д.И. МЕНДЕЛЕЕВА</w:t>
       </w:r>
     </w:p>
     <w:p>
@@ -340,7 +327,6 @@
         </w:rPr>
         <w:t xml:space="preserve">__________ / </w:t>
       </w:r>
-      <w:proofErr w:type="gramStart"/>
       <w:r>
         <w:rPr>
           <w:rFonts w:ascii="Times New Roman" w:hAnsi="Times New Roman" w:cs="Times New Roman"/>
@@ -348,17 +334,7 @@
           <w:szCs w:val="24"/>
           <w:u w:val="single"/>
         </w:rPr>
-        <w:t>С.П.</w:t>
-      </w:r>
-      <w:proofErr w:type="gramEnd"/>
-      <w:r>
-        <w:rPr>
-          <w:rFonts w:ascii="Times New Roman" w:hAnsi="Times New Roman" w:cs="Times New Roman"/>
-          <w:sz w:val="24"/>
-          <w:szCs w:val="24"/>
-          <w:u w:val="single"/>
-        </w:rPr>
-        <w:t xml:space="preserve"> Дударов</w:t>
+        <w:t>С.П. Дударов</w:t>
       </w:r>
     </w:p>
     <w:p>
@@ -518,6 +494,7 @@
         <w:rPr>
           <w:rFonts w:ascii="Times New Roman" w:hAnsi="Times New Roman" w:cs="Times New Roman"/>
           <w:sz w:val="28"/>
+          <w:lang w:val="en-US"/>
         </w:rPr>
       </w:pPr>
     </w:p>
@@ -537,52 +514,8 @@
         <w:rPr>
           <w:rFonts w:ascii="Times New Roman" w:hAnsi="Times New Roman" w:cs="Times New Roman"/>
           <w:sz w:val="28"/>
-          <w:highlight w:val="yellow"/>
-        </w:rPr>
-        <w:t xml:space="preserve">Бизнес-аналитика в </w:t>
-      </w:r>
-      <w:r>
-        <w:rPr>
-          <w:rFonts w:ascii="Times New Roman" w:hAnsi="Times New Roman" w:cs="Times New Roman"/>
-          <w:sz w:val="28"/>
-          <w:highlight w:val="yellow"/>
-          <w:lang w:val="en-US"/>
-        </w:rPr>
-        <w:t>Microsoft</w:t>
-      </w:r>
-      <w:r>
-        <w:rPr>
-          <w:rFonts w:ascii="Times New Roman" w:hAnsi="Times New Roman" w:cs="Times New Roman"/>
-          <w:sz w:val="28"/>
-          <w:highlight w:val="yellow"/>
-        </w:rPr>
-        <w:t xml:space="preserve"> </w:t>
-      </w:r>
-      <w:r>
-        <w:rPr>
-          <w:rFonts w:ascii="Times New Roman" w:hAnsi="Times New Roman" w:cs="Times New Roman"/>
-          <w:sz w:val="28"/>
-          <w:highlight w:val="yellow"/>
-          <w:lang w:val="en-US"/>
-        </w:rPr>
-        <w:t>Power</w:t>
-      </w:r>
-      <w:r>
-        <w:rPr>
-          <w:rFonts w:ascii="Times New Roman" w:hAnsi="Times New Roman" w:cs="Times New Roman"/>
-          <w:sz w:val="28"/>
-          <w:highlight w:val="yellow"/>
-        </w:rPr>
-        <w:t xml:space="preserve"> </w:t>
-      </w:r>
-      <w:r>
-        <w:rPr>
-          <w:rFonts w:ascii="Times New Roman" w:hAnsi="Times New Roman" w:cs="Times New Roman"/>
-          <w:sz w:val="28"/>
-          <w:highlight w:val="yellow"/>
-          <w:lang w:val="en-US"/>
-        </w:rPr>
-        <w:t>BI</w:t>
+        </w:rPr>
+        <w:t>Инструментальные средства технологического проектирования</w:t>
       </w:r>
     </w:p>
     <w:p>
@@ -1147,25 +1080,7 @@
           <w:sz w:val="24"/>
           <w:szCs w:val="24"/>
         </w:rPr>
-        <w:t xml:space="preserve">Положение о рейтинговой системе оценки качества учебной работы студентов в РХТУ им. </w:t>
-      </w:r>
-      <w:proofErr w:type="gramStart"/>
-      <w:r>
-        <w:rPr>
-          <w:rFonts w:ascii="Times New Roman" w:hAnsi="Times New Roman" w:cs="Times New Roman"/>
-          <w:sz w:val="24"/>
-          <w:szCs w:val="24"/>
-        </w:rPr>
-        <w:t>Д.И.</w:t>
-      </w:r>
-      <w:proofErr w:type="gramEnd"/>
-      <w:r>
-        <w:rPr>
-          <w:rFonts w:ascii="Times New Roman" w:hAnsi="Times New Roman" w:cs="Times New Roman"/>
-          <w:sz w:val="24"/>
-          <w:szCs w:val="24"/>
-        </w:rPr>
-        <w:t xml:space="preserve"> Менделеева, принятое решением Ученого совета РХТУ им. Д.И. Менделеева от 26.02.2020, протокол № 8, введенное в действие приказом ректора РХТУ им. Д.И. Менделеева от 20.03.2020 № 27 ОД;</w:t>
+        <w:t>Положение о рейтинговой системе оценки качества учебной работы студентов в РХТУ им. Д.И. Менделеева, принятое решением Ученого совета РХТУ им. Д.И. Менделеева от 26.02.2020, протокол № 8, введенное в действие приказом ректора РХТУ им. Д.И. Менделеева от 20.03.2020 № 27 ОД;</w:t>
       </w:r>
     </w:p>
     <w:p>
@@ -1192,25 +1107,7 @@
           <w:sz w:val="24"/>
           <w:szCs w:val="24"/>
         </w:rPr>
-        <w:t xml:space="preserve">Порядок разработки и утверждения образовательных программ, принятый решением Ученого совета РХТУ им. </w:t>
-      </w:r>
-      <w:proofErr w:type="gramStart"/>
-      <w:r>
-        <w:rPr>
-          <w:rFonts w:ascii="Times New Roman" w:hAnsi="Times New Roman" w:cs="Times New Roman"/>
-          <w:sz w:val="24"/>
-          <w:szCs w:val="24"/>
-        </w:rPr>
-        <w:t>Д.И.</w:t>
-      </w:r>
-      <w:proofErr w:type="gramEnd"/>
-      <w:r>
-        <w:rPr>
-          <w:rFonts w:ascii="Times New Roman" w:hAnsi="Times New Roman" w:cs="Times New Roman"/>
-          <w:sz w:val="24"/>
-          <w:szCs w:val="24"/>
-        </w:rPr>
-        <w:t xml:space="preserve"> Менделеева от 25.06.2020, протокол № 12, введенный в действие приказом ректора РХТУ им. Д.И. Менделеева от 29.06.2020</w:t>
+        <w:t>Порядок разработки и утверждения образовательных программ, принятый решением Ученого совета РХТУ им. Д.И. Менделеева от 25.06.2020, протокол № 12, введенный в действие приказом ректора РХТУ им. Д.И. Менделеева от 29.06.2020</w:t>
       </w:r>
       <w:r>
         <w:rPr>
@@ -1246,25 +1143,7 @@
           <w:sz w:val="24"/>
           <w:szCs w:val="24"/>
         </w:rPr>
-        <w:t xml:space="preserve">Положение об организации и использовании электронного обучения и дистанционных образовательных технологий при реализации образовательных программ в федеральном государственном бюджетном образовательном учреждении высшего образования «Российский химико-технологический университет имени </w:t>
-      </w:r>
-      <w:proofErr w:type="gramStart"/>
-      <w:r>
-        <w:rPr>
-          <w:rFonts w:ascii="Times New Roman" w:hAnsi="Times New Roman" w:cs="Times New Roman"/>
-          <w:sz w:val="24"/>
-          <w:szCs w:val="24"/>
-        </w:rPr>
-        <w:t>Д.И.</w:t>
-      </w:r>
-      <w:proofErr w:type="gramEnd"/>
-      <w:r>
-        <w:rPr>
-          <w:rFonts w:ascii="Times New Roman" w:hAnsi="Times New Roman" w:cs="Times New Roman"/>
-          <w:sz w:val="24"/>
-          <w:szCs w:val="24"/>
-        </w:rPr>
-        <w:t xml:space="preserve"> Менделеева», принятое решением Ученого совета РХТУ </w:t>
+        <w:t xml:space="preserve">Положение об организации и использовании электронного обучения и дистанционных образовательных технологий при реализации образовательных программ в федеральном государственном бюджетном образовательном учреждении высшего образования «Российский химико-технологический университет имени Д.И. Менделеева», принятое решением Ученого совета РХТУ </w:t>
       </w:r>
       <w:r>
         <w:rPr>
@@ -1540,70 +1419,9 @@
           <w:i/>
           <w:sz w:val="24"/>
           <w:szCs w:val="24"/>
-          <w:highlight w:val="yellow"/>
-          <w:lang w:bidi="ar-SA"/>
-        </w:rPr>
-        <w:t xml:space="preserve">Бизнес-аналитика в </w:t>
-      </w:r>
-      <w:r>
-        <w:rPr>
-          <w:rFonts w:ascii="Times New Roman" w:eastAsia="Times New Roman" w:hAnsi="Times New Roman" w:cs="Times New Roman"/>
-          <w:b/>
-          <w:i/>
-          <w:sz w:val="24"/>
-          <w:szCs w:val="24"/>
-          <w:highlight w:val="yellow"/>
-          <w:lang w:val="en-US" w:bidi="ar-SA"/>
-        </w:rPr>
-        <w:t>Microsoft</w:t>
-      </w:r>
-      <w:r>
-        <w:rPr>
-          <w:rFonts w:ascii="Times New Roman" w:eastAsia="Times New Roman" w:hAnsi="Times New Roman" w:cs="Times New Roman"/>
-          <w:b/>
-          <w:i/>
-          <w:sz w:val="24"/>
-          <w:szCs w:val="24"/>
-          <w:highlight w:val="yellow"/>
-          <w:lang w:bidi="ar-SA"/>
-        </w:rPr>
-        <w:t xml:space="preserve"> </w:t>
-      </w:r>
-      <w:r>
-        <w:rPr>
-          <w:rFonts w:ascii="Times New Roman" w:eastAsia="Times New Roman" w:hAnsi="Times New Roman" w:cs="Times New Roman"/>
-          <w:b/>
-          <w:i/>
-          <w:sz w:val="24"/>
-          <w:szCs w:val="24"/>
-          <w:highlight w:val="yellow"/>
-          <w:lang w:val="en-US" w:bidi="ar-SA"/>
-        </w:rPr>
-        <w:t>Power</w:t>
-      </w:r>
-      <w:r>
-        <w:rPr>
-          <w:rFonts w:ascii="Times New Roman" w:eastAsia="Times New Roman" w:hAnsi="Times New Roman" w:cs="Times New Roman"/>
-          <w:b/>
-          <w:i/>
-          <w:sz w:val="24"/>
-          <w:szCs w:val="24"/>
-          <w:highlight w:val="yellow"/>
-          <w:lang w:bidi="ar-SA"/>
-        </w:rPr>
-        <w:t xml:space="preserve"> </w:t>
-      </w:r>
-      <w:r>
-        <w:rPr>
-          <w:rFonts w:ascii="Times New Roman" w:eastAsia="Times New Roman" w:hAnsi="Times New Roman" w:cs="Times New Roman"/>
-          <w:b/>
-          <w:i/>
-          <w:sz w:val="24"/>
-          <w:szCs w:val="24"/>
-          <w:highlight w:val="yellow"/>
-          <w:lang w:val="en-US" w:bidi="ar-SA"/>
-        </w:rPr>
-        <w:t>BI</w:t>
+          <w:lang w:bidi="ar-SA"/>
+        </w:rPr>
+        <w:t>Инструментальные средства технологического проектирования</w:t>
       </w:r>
       <w:r>
         <w:rPr>
@@ -1682,77 +1500,15 @@
           <w:i/>
           <w:sz w:val="24"/>
           <w:szCs w:val="24"/>
-          <w:highlight w:val="yellow"/>
-          <w:lang w:bidi="ar-SA"/>
-        </w:rPr>
-        <w:t xml:space="preserve">Бизнес-аналитика в </w:t>
-      </w:r>
-      <w:r>
-        <w:rPr>
-          <w:rFonts w:ascii="Times New Roman" w:eastAsia="Times New Roman" w:hAnsi="Times New Roman" w:cs="Times New Roman"/>
-          <w:b/>
-          <w:i/>
-          <w:sz w:val="24"/>
-          <w:szCs w:val="24"/>
-          <w:highlight w:val="yellow"/>
-          <w:lang w:val="en-US" w:bidi="ar-SA"/>
-        </w:rPr>
-        <w:t>Microsoft</w:t>
-      </w:r>
-      <w:r>
-        <w:rPr>
-          <w:rFonts w:ascii="Times New Roman" w:eastAsia="Times New Roman" w:hAnsi="Times New Roman" w:cs="Times New Roman"/>
-          <w:b/>
-          <w:i/>
-          <w:sz w:val="24"/>
-          <w:szCs w:val="24"/>
-          <w:highlight w:val="yellow"/>
-          <w:lang w:bidi="ar-SA"/>
-        </w:rPr>
-        <w:t xml:space="preserve"> </w:t>
-      </w:r>
-      <w:r>
-        <w:rPr>
-          <w:rFonts w:ascii="Times New Roman" w:eastAsia="Times New Roman" w:hAnsi="Times New Roman" w:cs="Times New Roman"/>
-          <w:b/>
-          <w:i/>
-          <w:sz w:val="24"/>
-          <w:szCs w:val="24"/>
-          <w:highlight w:val="yellow"/>
-          <w:lang w:val="en-US" w:bidi="ar-SA"/>
-        </w:rPr>
-        <w:t>Power</w:t>
-      </w:r>
-      <w:r>
-        <w:rPr>
-          <w:rFonts w:ascii="Times New Roman" w:eastAsia="Times New Roman" w:hAnsi="Times New Roman" w:cs="Times New Roman"/>
-          <w:b/>
-          <w:i/>
-          <w:sz w:val="24"/>
-          <w:szCs w:val="24"/>
-          <w:highlight w:val="yellow"/>
-          <w:lang w:bidi="ar-SA"/>
-        </w:rPr>
-        <w:t xml:space="preserve"> </w:t>
-      </w:r>
-      <w:r>
-        <w:rPr>
-          <w:rFonts w:ascii="Times New Roman" w:eastAsia="Times New Roman" w:hAnsi="Times New Roman" w:cs="Times New Roman"/>
-          <w:b/>
-          <w:i/>
-          <w:sz w:val="24"/>
-          <w:szCs w:val="24"/>
-          <w:highlight w:val="yellow"/>
-          <w:lang w:val="en-US" w:bidi="ar-SA"/>
-        </w:rPr>
-        <w:t>BI</w:t>
-      </w:r>
-      <w:r>
-        <w:rPr>
-          <w:rFonts w:ascii="Times New Roman" w:eastAsia="Times New Roman" w:hAnsi="Times New Roman" w:cs="Times New Roman"/>
-          <w:sz w:val="24"/>
-          <w:szCs w:val="24"/>
-          <w:highlight w:val="yellow"/>
+          <w:lang w:bidi="ar-SA"/>
+        </w:rPr>
+        <w:t>Инструментальные средства технологического проектирования</w:t>
+      </w:r>
+      <w:r>
+        <w:rPr>
+          <w:rFonts w:ascii="Times New Roman" w:eastAsia="Times New Roman" w:hAnsi="Times New Roman" w:cs="Times New Roman"/>
+          <w:sz w:val="24"/>
+          <w:szCs w:val="24"/>
           <w:lang w:bidi="ar-SA"/>
         </w:rPr>
         <w:t>»</w:t>
@@ -2303,7 +2059,6 @@
           <w:rFonts w:ascii="Times New Roman" w:eastAsia="Times New Roman" w:hAnsi="Times New Roman" w:cs="Times New Roman"/>
           <w:sz w:val="24"/>
           <w:szCs w:val="24"/>
-          <w:highlight w:val="yellow"/>
           <w:lang w:bidi="ar-SA"/>
         </w:rPr>
         <w:t>«</w:t>
@@ -2315,77 +2070,15 @@
           <w:i/>
           <w:sz w:val="24"/>
           <w:szCs w:val="24"/>
-          <w:highlight w:val="yellow"/>
-          <w:lang w:bidi="ar-SA"/>
-        </w:rPr>
-        <w:t xml:space="preserve">Бизнес-аналитика в </w:t>
-      </w:r>
-      <w:r>
-        <w:rPr>
-          <w:rFonts w:ascii="Times New Roman" w:eastAsia="Times New Roman" w:hAnsi="Times New Roman" w:cs="Times New Roman"/>
-          <w:b/>
-          <w:i/>
-          <w:sz w:val="24"/>
-          <w:szCs w:val="24"/>
-          <w:highlight w:val="yellow"/>
-          <w:lang w:val="en-US" w:bidi="ar-SA"/>
-        </w:rPr>
-        <w:t>Microsoft</w:t>
-      </w:r>
-      <w:r>
-        <w:rPr>
-          <w:rFonts w:ascii="Times New Roman" w:eastAsia="Times New Roman" w:hAnsi="Times New Roman" w:cs="Times New Roman"/>
-          <w:b/>
-          <w:i/>
-          <w:sz w:val="24"/>
-          <w:szCs w:val="24"/>
-          <w:highlight w:val="yellow"/>
-          <w:lang w:bidi="ar-SA"/>
-        </w:rPr>
-        <w:t xml:space="preserve"> </w:t>
-      </w:r>
-      <w:r>
-        <w:rPr>
-          <w:rFonts w:ascii="Times New Roman" w:eastAsia="Times New Roman" w:hAnsi="Times New Roman" w:cs="Times New Roman"/>
-          <w:b/>
-          <w:i/>
-          <w:sz w:val="24"/>
-          <w:szCs w:val="24"/>
-          <w:highlight w:val="yellow"/>
-          <w:lang w:val="en-US" w:bidi="ar-SA"/>
-        </w:rPr>
-        <w:t>Power</w:t>
-      </w:r>
-      <w:r>
-        <w:rPr>
-          <w:rFonts w:ascii="Times New Roman" w:eastAsia="Times New Roman" w:hAnsi="Times New Roman" w:cs="Times New Roman"/>
-          <w:b/>
-          <w:i/>
-          <w:sz w:val="24"/>
-          <w:szCs w:val="24"/>
-          <w:highlight w:val="yellow"/>
-          <w:lang w:bidi="ar-SA"/>
-        </w:rPr>
-        <w:t xml:space="preserve"> </w:t>
-      </w:r>
-      <w:r>
-        <w:rPr>
-          <w:rFonts w:ascii="Times New Roman" w:eastAsia="Times New Roman" w:hAnsi="Times New Roman" w:cs="Times New Roman"/>
-          <w:b/>
-          <w:i/>
-          <w:sz w:val="24"/>
-          <w:szCs w:val="24"/>
-          <w:highlight w:val="yellow"/>
-          <w:lang w:val="en-US" w:bidi="ar-SA"/>
-        </w:rPr>
-        <w:t>BI</w:t>
-      </w:r>
-      <w:r>
-        <w:rPr>
-          <w:rFonts w:ascii="Times New Roman" w:eastAsia="Times New Roman" w:hAnsi="Times New Roman" w:cs="Times New Roman"/>
-          <w:sz w:val="24"/>
-          <w:szCs w:val="24"/>
-          <w:highlight w:val="yellow"/>
+          <w:lang w:bidi="ar-SA"/>
+        </w:rPr>
+        <w:t>Инструментальные средства технологического проектирования</w:t>
+      </w:r>
+      <w:r>
+        <w:rPr>
+          <w:rFonts w:ascii="Times New Roman" w:eastAsia="Times New Roman" w:hAnsi="Times New Roman" w:cs="Times New Roman"/>
+          <w:sz w:val="24"/>
+          <w:szCs w:val="24"/>
           <w:lang w:bidi="ar-SA"/>
         </w:rPr>
         <w:t>»</w:t>
@@ -3416,77 +3109,15 @@
           <w:i/>
           <w:sz w:val="24"/>
           <w:szCs w:val="24"/>
-          <w:highlight w:val="yellow"/>
-          <w:lang w:bidi="ar-SA"/>
-        </w:rPr>
-        <w:t xml:space="preserve">Бизнес-аналитика в </w:t>
-      </w:r>
-      <w:r>
-        <w:rPr>
-          <w:rFonts w:ascii="Times New Roman" w:eastAsia="Times New Roman" w:hAnsi="Times New Roman" w:cs="Times New Roman"/>
-          <w:b/>
-          <w:i/>
-          <w:sz w:val="24"/>
-          <w:szCs w:val="24"/>
-          <w:highlight w:val="yellow"/>
-          <w:lang w:val="en-US" w:bidi="ar-SA"/>
-        </w:rPr>
-        <w:t>Microsoft</w:t>
-      </w:r>
-      <w:r>
-        <w:rPr>
-          <w:rFonts w:ascii="Times New Roman" w:eastAsia="Times New Roman" w:hAnsi="Times New Roman" w:cs="Times New Roman"/>
-          <w:b/>
-          <w:i/>
-          <w:sz w:val="24"/>
-          <w:szCs w:val="24"/>
-          <w:highlight w:val="yellow"/>
-          <w:lang w:bidi="ar-SA"/>
-        </w:rPr>
-        <w:t xml:space="preserve"> </w:t>
-      </w:r>
-      <w:r>
-        <w:rPr>
-          <w:rFonts w:ascii="Times New Roman" w:eastAsia="Times New Roman" w:hAnsi="Times New Roman" w:cs="Times New Roman"/>
-          <w:b/>
-          <w:i/>
-          <w:sz w:val="24"/>
-          <w:szCs w:val="24"/>
-          <w:highlight w:val="yellow"/>
-          <w:lang w:val="en-US" w:bidi="ar-SA"/>
-        </w:rPr>
-        <w:t>Power</w:t>
-      </w:r>
-      <w:r>
-        <w:rPr>
-          <w:rFonts w:ascii="Times New Roman" w:eastAsia="Times New Roman" w:hAnsi="Times New Roman" w:cs="Times New Roman"/>
-          <w:b/>
-          <w:i/>
-          <w:sz w:val="24"/>
-          <w:szCs w:val="24"/>
-          <w:highlight w:val="yellow"/>
-          <w:lang w:bidi="ar-SA"/>
-        </w:rPr>
-        <w:t xml:space="preserve"> </w:t>
-      </w:r>
-      <w:r>
-        <w:rPr>
-          <w:rFonts w:ascii="Times New Roman" w:eastAsia="Times New Roman" w:hAnsi="Times New Roman" w:cs="Times New Roman"/>
-          <w:b/>
-          <w:i/>
-          <w:sz w:val="24"/>
-          <w:szCs w:val="24"/>
-          <w:highlight w:val="yellow"/>
-          <w:lang w:val="en-US" w:bidi="ar-SA"/>
-        </w:rPr>
-        <w:t>BI</w:t>
-      </w:r>
-      <w:r>
-        <w:rPr>
-          <w:rFonts w:ascii="Times New Roman" w:eastAsia="Times New Roman" w:hAnsi="Times New Roman" w:cs="Times New Roman"/>
-          <w:sz w:val="24"/>
-          <w:szCs w:val="24"/>
-          <w:highlight w:val="yellow"/>
+          <w:lang w:bidi="ar-SA"/>
+        </w:rPr>
+        <w:t>Инструментальные средства технологического проектирования</w:t>
+      </w:r>
+      <w:r>
+        <w:rPr>
+          <w:rFonts w:ascii="Times New Roman" w:eastAsia="Times New Roman" w:hAnsi="Times New Roman" w:cs="Times New Roman"/>
+          <w:sz w:val="24"/>
+          <w:szCs w:val="24"/>
           <w:lang w:eastAsia="zh-CN" w:bidi="ar-SA"/>
         </w:rPr>
         <w:t xml:space="preserve">» изучается в </w:t>
@@ -3496,7 +3127,6 @@
           <w:rFonts w:ascii="Times New Roman" w:eastAsia="Times New Roman" w:hAnsi="Times New Roman" w:cs="Times New Roman"/>
           <w:sz w:val="24"/>
           <w:szCs w:val="24"/>
-          <w:highlight w:val="yellow"/>
           <w:lang w:eastAsia="zh-CN" w:bidi="ar-SA"/>
         </w:rPr>
         <w:t>8</w:t>
@@ -3660,70 +3290,9 @@
           <w:i/>
           <w:sz w:val="24"/>
           <w:szCs w:val="24"/>
-          <w:highlight w:val="yellow"/>
-          <w:lang w:bidi="ar-SA"/>
-        </w:rPr>
-        <w:t xml:space="preserve">Бизнес-аналитика в </w:t>
-      </w:r>
-      <w:r>
-        <w:rPr>
-          <w:rFonts w:ascii="Times New Roman" w:eastAsia="Times New Roman" w:hAnsi="Times New Roman" w:cs="Times New Roman"/>
-          <w:b/>
-          <w:i/>
-          <w:sz w:val="24"/>
-          <w:szCs w:val="24"/>
-          <w:highlight w:val="yellow"/>
-          <w:lang w:val="en-US" w:bidi="ar-SA"/>
-        </w:rPr>
-        <w:t>Microsoft</w:t>
-      </w:r>
-      <w:r>
-        <w:rPr>
-          <w:rFonts w:ascii="Times New Roman" w:eastAsia="Times New Roman" w:hAnsi="Times New Roman" w:cs="Times New Roman"/>
-          <w:b/>
-          <w:i/>
-          <w:sz w:val="24"/>
-          <w:szCs w:val="24"/>
-          <w:highlight w:val="yellow"/>
-          <w:lang w:bidi="ar-SA"/>
-        </w:rPr>
-        <w:t xml:space="preserve"> </w:t>
-      </w:r>
-      <w:r>
-        <w:rPr>
-          <w:rFonts w:ascii="Times New Roman" w:eastAsia="Times New Roman" w:hAnsi="Times New Roman" w:cs="Times New Roman"/>
-          <w:b/>
-          <w:i/>
-          <w:sz w:val="24"/>
-          <w:szCs w:val="24"/>
-          <w:highlight w:val="yellow"/>
-          <w:lang w:val="en-US" w:bidi="ar-SA"/>
-        </w:rPr>
-        <w:t>Power</w:t>
-      </w:r>
-      <w:r>
-        <w:rPr>
-          <w:rFonts w:ascii="Times New Roman" w:eastAsia="Times New Roman" w:hAnsi="Times New Roman" w:cs="Times New Roman"/>
-          <w:b/>
-          <w:i/>
-          <w:sz w:val="24"/>
-          <w:szCs w:val="24"/>
-          <w:highlight w:val="yellow"/>
-          <w:lang w:bidi="ar-SA"/>
-        </w:rPr>
-        <w:t xml:space="preserve"> </w:t>
-      </w:r>
-      <w:r>
-        <w:rPr>
-          <w:rFonts w:ascii="Times New Roman" w:eastAsia="Times New Roman" w:hAnsi="Times New Roman" w:cs="Times New Roman"/>
-          <w:b/>
-          <w:i/>
-          <w:sz w:val="24"/>
-          <w:szCs w:val="24"/>
-          <w:highlight w:val="yellow"/>
-          <w:lang w:val="en-US" w:bidi="ar-SA"/>
-        </w:rPr>
-        <w:t>BI</w:t>
+          <w:lang w:bidi="ar-SA"/>
+        </w:rPr>
+        <w:t>Инструментальные средства технологического проектирования</w:t>
       </w:r>
       <w:r>
         <w:rPr>
@@ -4166,7 +3735,17 @@
           <w:szCs w:val="24"/>
           <w:lang w:bidi="ar-SA"/>
         </w:rPr>
-        <w:t xml:space="preserve">рабочей программе дисциплины и п. </w:t>
+        <w:t xml:space="preserve">рабочей программе </w:t>
+      </w:r>
+      <w:r>
+        <w:rPr>
+          <w:rFonts w:ascii="Times New Roman" w:eastAsia="Times New Roman" w:hAnsi="Times New Roman" w:cs="Times New Roman"/>
+          <w:sz w:val="24"/>
+          <w:szCs w:val="24"/>
+          <w:lang w:bidi="ar-SA"/>
+        </w:rPr>
+        <w:lastRenderedPageBreak/>
+        <w:t xml:space="preserve">дисциплины и п. </w:t>
       </w:r>
       <w:r>
         <w:rPr>
@@ -4184,17 +3763,7 @@
           <w:szCs w:val="24"/>
           <w:lang w:bidi="ar-SA"/>
         </w:rPr>
-        <w:t xml:space="preserve">.1 либо может быть изменено в соответствии с решением кафедры, в </w:t>
-      </w:r>
-      <w:r>
-        <w:rPr>
-          <w:rFonts w:ascii="Times New Roman" w:eastAsia="Times New Roman" w:hAnsi="Times New Roman" w:cs="Times New Roman"/>
-          <w:sz w:val="24"/>
-          <w:szCs w:val="24"/>
-          <w:lang w:bidi="ar-SA"/>
-        </w:rPr>
-        <w:lastRenderedPageBreak/>
-        <w:t>случае перехода на ЭО и ДОТ в процессе обучения. Решение кафедры об используемых технологиях и системе оценивания достижений обучающихся принимается с учетом мнения ведущего преподавателя и доводится до обучающихся.</w:t>
+        <w:t>.1 либо может быть изменено в соответствии с решением кафедры, в случае перехода на ЭО и ДОТ в процессе обучения. Решение кафедры об используемых технологиях и системе оценивания достижений обучающихся принимается с учетом мнения ведущего преподавателя и доводится до обучающихся.</w:t>
       </w:r>
     </w:p>
     <w:p>
@@ -4375,7 +3944,6 @@
           <w:color w:val="000000"/>
           <w:sz w:val="24"/>
           <w:szCs w:val="24"/>
-          <w:highlight w:val="yellow"/>
           <w:lang w:bidi="ar-SA"/>
         </w:rPr>
         <w:t>«</w:t>
@@ -4386,10 +3954,9 @@
           <w:color w:val="000000"/>
           <w:sz w:val="24"/>
           <w:szCs w:val="24"/>
-          <w:highlight w:val="yellow"/>
-          <w:lang w:bidi="ar-SA"/>
-        </w:rPr>
-        <w:t xml:space="preserve">Бизнес-аналитика в </w:t>
+          <w:lang w:bidi="ar-SA"/>
+        </w:rPr>
+        <w:t>Инструментальные средства технологического проектирования</w:t>
       </w:r>
       <w:r>
         <w:rPr>
@@ -4397,62 +3964,6 @@
           <w:color w:val="000000"/>
           <w:sz w:val="24"/>
           <w:szCs w:val="24"/>
-          <w:highlight w:val="yellow"/>
-          <w:lang w:val="en-US" w:bidi="ar-SA"/>
-        </w:rPr>
-        <w:t>Microsoft</w:t>
-      </w:r>
-      <w:r>
-        <w:rPr>
-          <w:rFonts w:ascii="Times New Roman" w:eastAsia="Times New Roman" w:hAnsi="Times New Roman" w:cs="Times New Roman"/>
-          <w:color w:val="000000"/>
-          <w:sz w:val="24"/>
-          <w:szCs w:val="24"/>
-          <w:highlight w:val="yellow"/>
-          <w:lang w:bidi="ar-SA"/>
-        </w:rPr>
-        <w:t xml:space="preserve"> </w:t>
-      </w:r>
-      <w:r>
-        <w:rPr>
-          <w:rFonts w:ascii="Times New Roman" w:eastAsia="Times New Roman" w:hAnsi="Times New Roman" w:cs="Times New Roman"/>
-          <w:color w:val="000000"/>
-          <w:sz w:val="24"/>
-          <w:szCs w:val="24"/>
-          <w:highlight w:val="yellow"/>
-          <w:lang w:val="en-US" w:bidi="ar-SA"/>
-        </w:rPr>
-        <w:t>Power</w:t>
-      </w:r>
-      <w:r>
-        <w:rPr>
-          <w:rFonts w:ascii="Times New Roman" w:eastAsia="Times New Roman" w:hAnsi="Times New Roman" w:cs="Times New Roman"/>
-          <w:color w:val="000000"/>
-          <w:sz w:val="24"/>
-          <w:szCs w:val="24"/>
-          <w:highlight w:val="yellow"/>
-          <w:lang w:bidi="ar-SA"/>
-        </w:rPr>
-        <w:t xml:space="preserve"> </w:t>
-      </w:r>
-      <w:r>
-        <w:rPr>
-          <w:rFonts w:ascii="Times New Roman" w:eastAsia="Times New Roman" w:hAnsi="Times New Roman" w:cs="Times New Roman"/>
-          <w:color w:val="000000"/>
-          <w:sz w:val="24"/>
-          <w:szCs w:val="24"/>
-          <w:highlight w:val="yellow"/>
-          <w:lang w:val="en-US" w:bidi="ar-SA"/>
-        </w:rPr>
-        <w:t>BI</w:t>
-      </w:r>
-      <w:r>
-        <w:rPr>
-          <w:rFonts w:ascii="Times New Roman" w:eastAsia="Times New Roman" w:hAnsi="Times New Roman" w:cs="Times New Roman"/>
-          <w:color w:val="000000"/>
-          <w:sz w:val="24"/>
-          <w:szCs w:val="24"/>
-          <w:highlight w:val="yellow"/>
           <w:lang w:bidi="ar-SA"/>
         </w:rPr>
         <w:t>»:</w:t>
@@ -4676,9 +4187,39 @@
           <w:vertAlign w:val="superscript"/>
           <w:lang w:bidi="ar-SA"/>
         </w:rPr>
-        <w:t xml:space="preserve">    </w:t>
-      </w:r>
-      <w:proofErr w:type="gramStart"/>
+        <w:t xml:space="preserve">       (И.О. Фамилия)</w:t>
+      </w:r>
+      <w:r>
+        <w:rPr>
+          <w:rFonts w:ascii="Times New Roman" w:eastAsia="Times New Roman" w:hAnsi="Times New Roman" w:cs="Times New Roman"/>
+          <w:color w:val="000000"/>
+          <w:sz w:val="28"/>
+          <w:szCs w:val="28"/>
+          <w:lang w:bidi="ar-SA"/>
+        </w:rPr>
+        <w:t xml:space="preserve">  </w:t>
+      </w:r>
+      <w:r>
+        <w:rPr>
+          <w:rFonts w:ascii="Times New Roman" w:eastAsia="Times New Roman" w:hAnsi="Times New Roman" w:cs="Times New Roman"/>
+          <w:color w:val="000000"/>
+          <w:sz w:val="28"/>
+          <w:szCs w:val="28"/>
+          <w:lang w:bidi="ar-SA"/>
+        </w:rPr>
+        <w:tab/>
+      </w:r>
+      <w:r>
+        <w:rPr>
+          <w:rFonts w:ascii="Times New Roman" w:eastAsia="Times New Roman" w:hAnsi="Times New Roman" w:cs="Times New Roman"/>
+          <w:color w:val="000000"/>
+          <w:sz w:val="28"/>
+          <w:szCs w:val="28"/>
+          <w:lang w:bidi="ar-SA"/>
+        </w:rPr>
+        <w:tab/>
+        <w:t xml:space="preserve">  </w:t>
+      </w:r>
       <w:r>
         <w:rPr>
           <w:rFonts w:ascii="Times New Roman" w:eastAsia="Times New Roman" w:hAnsi="Times New Roman" w:cs="Times New Roman"/>
@@ -4688,10 +4229,61 @@
           <w:vertAlign w:val="superscript"/>
           <w:lang w:bidi="ar-SA"/>
         </w:rPr>
-        <w:t xml:space="preserve">   (</w:t>
-      </w:r>
-      <w:proofErr w:type="gramEnd"/>
-      <w:r>
+        <w:t>(подпись)</w:t>
+      </w:r>
+    </w:p>
+    <w:p>
+      <w:pPr>
+        <w:widowControl/>
+        <w:autoSpaceDE/>
+        <w:autoSpaceDN/>
+        <w:rPr>
+          <w:rFonts w:ascii="Times New Roman" w:eastAsia="Times New Roman" w:hAnsi="Times New Roman" w:cs="Times New Roman"/>
+          <w:color w:val="000000"/>
+          <w:sz w:val="28"/>
+          <w:szCs w:val="28"/>
+          <w:u w:val="single"/>
+          <w:lang w:bidi="ar-SA"/>
+        </w:rPr>
+      </w:pPr>
+      <w:r>
+        <w:rPr>
+          <w:rFonts w:ascii="Times New Roman" w:eastAsia="Times New Roman" w:hAnsi="Times New Roman" w:cs="Times New Roman"/>
+          <w:color w:val="000000"/>
+          <w:sz w:val="28"/>
+          <w:szCs w:val="28"/>
+          <w:lang w:bidi="ar-SA"/>
+        </w:rPr>
+        <w:t>__________________</w:t>
+      </w:r>
+      <w:r>
+        <w:rPr>
+          <w:rFonts w:ascii="Times New Roman" w:eastAsia="Times New Roman" w:hAnsi="Times New Roman" w:cs="Times New Roman"/>
+          <w:color w:val="000000"/>
+          <w:sz w:val="28"/>
+          <w:szCs w:val="28"/>
+          <w:lang w:bidi="ar-SA"/>
+        </w:rPr>
+        <w:tab/>
+        <w:t xml:space="preserve"> ____________</w:t>
+      </w:r>
+      <w:r>
+        <w:rPr>
+          <w:rFonts w:ascii="Times New Roman" w:eastAsia="Times New Roman" w:hAnsi="Times New Roman" w:cs="Times New Roman"/>
+          <w:color w:val="000000"/>
+          <w:sz w:val="28"/>
+          <w:szCs w:val="28"/>
+          <w:lang w:bidi="ar-SA"/>
+        </w:rPr>
+        <w:tab/>
+        <w:t>_________________</w:t>
+      </w:r>
+    </w:p>
+    <w:p>
+      <w:pPr>
+        <w:widowControl/>
+        <w:autoSpaceDE/>
+        <w:autoSpaceDN/>
         <w:rPr>
           <w:rFonts w:ascii="Times New Roman" w:eastAsia="Times New Roman" w:hAnsi="Times New Roman" w:cs="Times New Roman"/>
           <w:color w:val="000000"/>
@@ -4700,39 +4292,7 @@
           <w:vertAlign w:val="superscript"/>
           <w:lang w:bidi="ar-SA"/>
         </w:rPr>
-        <w:t>И.О. Фамилия)</w:t>
-      </w:r>
-      <w:r>
-        <w:rPr>
-          <w:rFonts w:ascii="Times New Roman" w:eastAsia="Times New Roman" w:hAnsi="Times New Roman" w:cs="Times New Roman"/>
-          <w:color w:val="000000"/>
-          <w:sz w:val="28"/>
-          <w:szCs w:val="28"/>
-          <w:lang w:bidi="ar-SA"/>
-        </w:rPr>
-        <w:t xml:space="preserve">  </w:t>
-      </w:r>
-      <w:r>
-        <w:rPr>
-          <w:rFonts w:ascii="Times New Roman" w:eastAsia="Times New Roman" w:hAnsi="Times New Roman" w:cs="Times New Roman"/>
-          <w:color w:val="000000"/>
-          <w:sz w:val="28"/>
-          <w:szCs w:val="28"/>
-          <w:lang w:bidi="ar-SA"/>
-        </w:rPr>
-        <w:tab/>
-      </w:r>
-      <w:r>
-        <w:rPr>
-          <w:rFonts w:ascii="Times New Roman" w:eastAsia="Times New Roman" w:hAnsi="Times New Roman" w:cs="Times New Roman"/>
-          <w:color w:val="000000"/>
-          <w:sz w:val="28"/>
-          <w:szCs w:val="28"/>
-          <w:lang w:bidi="ar-SA"/>
-        </w:rPr>
-        <w:tab/>
-        <w:t xml:space="preserve">  </w:t>
-      </w:r>
+      </w:pPr>
       <w:r>
         <w:rPr>
           <w:rFonts w:ascii="Times New Roman" w:eastAsia="Times New Roman" w:hAnsi="Times New Roman" w:cs="Times New Roman"/>
@@ -4742,7 +4302,312 @@
           <w:vertAlign w:val="superscript"/>
           <w:lang w:bidi="ar-SA"/>
         </w:rPr>
+        <w:t xml:space="preserve"> (ученая степень, ученое звание)</w:t>
+      </w:r>
+      <w:r>
+        <w:rPr>
+          <w:rFonts w:ascii="Times New Roman" w:eastAsia="Times New Roman" w:hAnsi="Times New Roman" w:cs="Times New Roman"/>
+          <w:color w:val="000000"/>
+          <w:sz w:val="28"/>
+          <w:szCs w:val="28"/>
+          <w:lang w:bidi="ar-SA"/>
+        </w:rPr>
+        <w:tab/>
+      </w:r>
+      <w:r>
+        <w:rPr>
+          <w:rFonts w:ascii="Times New Roman" w:eastAsia="Times New Roman" w:hAnsi="Times New Roman" w:cs="Times New Roman"/>
+          <w:color w:val="000000"/>
+          <w:sz w:val="28"/>
+          <w:szCs w:val="28"/>
+          <w:vertAlign w:val="superscript"/>
+          <w:lang w:bidi="ar-SA"/>
+        </w:rPr>
+        <w:t xml:space="preserve">       (И.О. Фамилия)</w:t>
+      </w:r>
+      <w:r>
+        <w:rPr>
+          <w:rFonts w:ascii="Times New Roman" w:eastAsia="Times New Roman" w:hAnsi="Times New Roman" w:cs="Times New Roman"/>
+          <w:color w:val="000000"/>
+          <w:sz w:val="28"/>
+          <w:szCs w:val="28"/>
+          <w:lang w:bidi="ar-SA"/>
+        </w:rPr>
+        <w:t xml:space="preserve">  </w:t>
+      </w:r>
+      <w:r>
+        <w:rPr>
+          <w:rFonts w:ascii="Times New Roman" w:eastAsia="Times New Roman" w:hAnsi="Times New Roman" w:cs="Times New Roman"/>
+          <w:color w:val="000000"/>
+          <w:sz w:val="28"/>
+          <w:szCs w:val="28"/>
+          <w:lang w:bidi="ar-SA"/>
+        </w:rPr>
+        <w:tab/>
+      </w:r>
+      <w:r>
+        <w:rPr>
+          <w:rFonts w:ascii="Times New Roman" w:eastAsia="Times New Roman" w:hAnsi="Times New Roman" w:cs="Times New Roman"/>
+          <w:color w:val="000000"/>
+          <w:sz w:val="28"/>
+          <w:szCs w:val="28"/>
+          <w:lang w:bidi="ar-SA"/>
+        </w:rPr>
+        <w:tab/>
+        <w:t xml:space="preserve">  </w:t>
+      </w:r>
+      <w:r>
+        <w:rPr>
+          <w:rFonts w:ascii="Times New Roman" w:eastAsia="Times New Roman" w:hAnsi="Times New Roman" w:cs="Times New Roman"/>
+          <w:color w:val="000000"/>
+          <w:sz w:val="28"/>
+          <w:szCs w:val="28"/>
+          <w:vertAlign w:val="superscript"/>
+          <w:lang w:bidi="ar-SA"/>
+        </w:rPr>
         <w:t>(подпись)</w:t>
+      </w:r>
+    </w:p>
+    <w:p>
+      <w:pPr>
+        <w:pStyle w:val="a3"/>
+        <w:spacing w:line="360" w:lineRule="auto"/>
+        <w:jc w:val="both"/>
+        <w:rPr>
+          <w:rFonts w:ascii="Times New Roman" w:hAnsi="Times New Roman" w:cs="Times New Roman"/>
+          <w:sz w:val="24"/>
+          <w:szCs w:val="24"/>
+        </w:rPr>
+      </w:pPr>
+    </w:p>
+    <w:p>
+      <w:pPr>
+        <w:pStyle w:val="a3"/>
+        <w:spacing w:line="360" w:lineRule="auto"/>
+        <w:jc w:val="both"/>
+        <w:rPr>
+          <w:rFonts w:ascii="Times New Roman" w:hAnsi="Times New Roman" w:cs="Times New Roman"/>
+          <w:sz w:val="24"/>
+          <w:szCs w:val="24"/>
+        </w:rPr>
+      </w:pPr>
+      <w:r>
+        <w:rPr>
+          <w:rFonts w:ascii="Times New Roman" w:hAnsi="Times New Roman" w:cs="Times New Roman"/>
+          <w:sz w:val="24"/>
+          <w:szCs w:val="24"/>
+        </w:rPr>
+        <w:t xml:space="preserve">Методические указания по дисциплине </w:t>
+      </w:r>
+      <w:r>
+        <w:rPr>
+          <w:rFonts w:ascii="Times New Roman" w:hAnsi="Times New Roman" w:cs="Times New Roman"/>
+          <w:sz w:val="24"/>
+          <w:szCs w:val="24"/>
+        </w:rPr>
+        <w:t>«</w:t>
+      </w:r>
+      <w:r>
+        <w:rPr>
+          <w:rFonts w:ascii="Times New Roman" w:eastAsia="Times New Roman" w:hAnsi="Times New Roman" w:cs="Times New Roman"/>
+          <w:color w:val="000000"/>
+          <w:sz w:val="24"/>
+          <w:szCs w:val="24"/>
+          <w:lang w:bidi="ar-SA"/>
+        </w:rPr>
+        <w:t>Инструментальные средства технологического проектирования</w:t>
+      </w:r>
+      <w:r>
+        <w:rPr>
+          <w:rFonts w:ascii="Times New Roman" w:hAnsi="Times New Roman" w:cs="Times New Roman"/>
+          <w:sz w:val="24"/>
+          <w:szCs w:val="24"/>
+        </w:rPr>
+        <w:t>» одобрены на заседании ка</w:t>
+      </w:r>
+      <w:r>
+        <w:rPr>
+          <w:rFonts w:ascii="Times New Roman" w:hAnsi="Times New Roman" w:cs="Times New Roman"/>
+          <w:sz w:val="24"/>
+          <w:szCs w:val="24"/>
+        </w:rPr>
+        <w:t>федры</w:t>
+      </w:r>
+      <w:r>
+        <w:rPr>
+          <w:rFonts w:ascii="Times New Roman" w:hAnsi="Times New Roman" w:cs="Times New Roman"/>
+          <w:sz w:val="24"/>
+          <w:szCs w:val="24"/>
+        </w:rPr>
+        <w:t xml:space="preserve"> </w:t>
+      </w:r>
+      <w:r>
+        <w:rPr>
+          <w:rFonts w:ascii="Times New Roman" w:hAnsi="Times New Roman" w:cs="Times New Roman"/>
+          <w:sz w:val="24"/>
+          <w:szCs w:val="24"/>
+        </w:rPr>
+        <w:t>Информационных компьютерных технологий</w:t>
+      </w:r>
+      <w:r>
+        <w:rPr>
+          <w:rFonts w:ascii="Times New Roman" w:hAnsi="Times New Roman" w:cs="Times New Roman"/>
+          <w:sz w:val="24"/>
+          <w:szCs w:val="24"/>
+        </w:rPr>
+        <w:t xml:space="preserve"> (ИКТ)</w:t>
+      </w:r>
+      <w:r>
+        <w:rPr>
+          <w:rFonts w:ascii="Times New Roman" w:hAnsi="Times New Roman" w:cs="Times New Roman"/>
+          <w:sz w:val="24"/>
+          <w:szCs w:val="24"/>
+        </w:rPr>
+        <w:t xml:space="preserve">, протокол № </w:t>
+      </w:r>
+      <w:r>
+        <w:rPr>
+          <w:rFonts w:ascii="Times New Roman" w:hAnsi="Times New Roman" w:cs="Times New Roman"/>
+          <w:sz w:val="24"/>
+          <w:szCs w:val="24"/>
+        </w:rPr>
+        <w:t>17</w:t>
+      </w:r>
+      <w:r>
+        <w:rPr>
+          <w:rFonts w:ascii="Times New Roman" w:hAnsi="Times New Roman" w:cs="Times New Roman"/>
+          <w:sz w:val="24"/>
+          <w:szCs w:val="24"/>
+        </w:rPr>
+        <w:t xml:space="preserve"> от «</w:t>
+      </w:r>
+      <w:r>
+        <w:rPr>
+          <w:rFonts w:ascii="Times New Roman" w:hAnsi="Times New Roman" w:cs="Times New Roman"/>
+          <w:sz w:val="24"/>
+          <w:szCs w:val="24"/>
+        </w:rPr>
+        <w:t>28</w:t>
+      </w:r>
+      <w:r>
+        <w:rPr>
+          <w:rFonts w:ascii="Times New Roman" w:hAnsi="Times New Roman" w:cs="Times New Roman"/>
+          <w:sz w:val="24"/>
+          <w:szCs w:val="24"/>
+        </w:rPr>
+        <w:t xml:space="preserve">» </w:t>
+      </w:r>
+      <w:r>
+        <w:rPr>
+          <w:rFonts w:ascii="Times New Roman" w:hAnsi="Times New Roman" w:cs="Times New Roman"/>
+          <w:sz w:val="24"/>
+          <w:szCs w:val="24"/>
+        </w:rPr>
+        <w:t>февраля</w:t>
+      </w:r>
+      <w:r>
+        <w:rPr>
+          <w:rFonts w:ascii="Times New Roman" w:hAnsi="Times New Roman" w:cs="Times New Roman"/>
+          <w:sz w:val="24"/>
+          <w:szCs w:val="24"/>
+        </w:rPr>
+        <w:t xml:space="preserve"> 20</w:t>
+      </w:r>
+      <w:r>
+        <w:rPr>
+          <w:rFonts w:ascii="Times New Roman" w:hAnsi="Times New Roman" w:cs="Times New Roman"/>
+          <w:sz w:val="24"/>
+          <w:szCs w:val="24"/>
+        </w:rPr>
+        <w:t>2</w:t>
+      </w:r>
+      <w:r>
+        <w:rPr>
+          <w:rFonts w:ascii="Times New Roman" w:hAnsi="Times New Roman" w:cs="Times New Roman"/>
+          <w:sz w:val="24"/>
+          <w:szCs w:val="24"/>
+        </w:rPr>
+        <w:t>2</w:t>
+      </w:r>
+      <w:r>
+        <w:rPr>
+          <w:rFonts w:ascii="Times New Roman" w:hAnsi="Times New Roman" w:cs="Times New Roman"/>
+          <w:sz w:val="24"/>
+          <w:szCs w:val="24"/>
+        </w:rPr>
+        <w:t xml:space="preserve"> г.</w:t>
+      </w:r>
+    </w:p>
+    <w:p>
+      <w:pPr>
+        <w:pStyle w:val="a3"/>
+        <w:spacing w:line="360" w:lineRule="auto"/>
+        <w:jc w:val="both"/>
+        <w:rPr>
+          <w:rFonts w:ascii="Times New Roman" w:hAnsi="Times New Roman" w:cs="Times New Roman"/>
+          <w:sz w:val="24"/>
+          <w:szCs w:val="24"/>
+        </w:rPr>
+      </w:pPr>
+    </w:p>
+    <w:p>
+      <w:pPr>
+        <w:pStyle w:val="a3"/>
+        <w:spacing w:line="360" w:lineRule="auto"/>
+        <w:jc w:val="both"/>
+        <w:rPr>
+          <w:rFonts w:ascii="Times New Roman" w:hAnsi="Times New Roman" w:cs="Times New Roman"/>
+          <w:sz w:val="24"/>
+          <w:szCs w:val="24"/>
+        </w:rPr>
+      </w:pPr>
+      <w:r>
+        <w:rPr>
+          <w:rFonts w:ascii="Times New Roman" w:hAnsi="Times New Roman" w:cs="Times New Roman"/>
+          <w:sz w:val="24"/>
+          <w:szCs w:val="24"/>
+        </w:rPr>
+        <w:t>Заведующий кафедрой</w:t>
+      </w:r>
+      <w:r>
+        <w:rPr>
+          <w:rFonts w:ascii="Times New Roman" w:hAnsi="Times New Roman" w:cs="Times New Roman"/>
+          <w:sz w:val="24"/>
+          <w:szCs w:val="24"/>
+        </w:rPr>
+        <w:t xml:space="preserve"> информационных компьютерных технологий</w:t>
+      </w:r>
+      <w:r>
+        <w:rPr>
+          <w:rFonts w:ascii="Times New Roman" w:hAnsi="Times New Roman" w:cs="Times New Roman"/>
+          <w:sz w:val="24"/>
+          <w:szCs w:val="24"/>
+        </w:rPr>
+        <w:t xml:space="preserve"> </w:t>
+      </w:r>
+      <w:r>
+        <w:rPr>
+          <w:rFonts w:ascii="Times New Roman" w:hAnsi="Times New Roman" w:cs="Times New Roman"/>
+          <w:sz w:val="24"/>
+          <w:szCs w:val="24"/>
+        </w:rPr>
+        <w:t>(</w:t>
+      </w:r>
+      <w:r>
+        <w:rPr>
+          <w:rFonts w:ascii="Times New Roman" w:hAnsi="Times New Roman" w:cs="Times New Roman"/>
+          <w:sz w:val="24"/>
+          <w:szCs w:val="24"/>
+        </w:rPr>
+        <w:t>ИКТ</w:t>
+      </w:r>
+      <w:r>
+        <w:rPr>
+          <w:rFonts w:ascii="Times New Roman" w:hAnsi="Times New Roman" w:cs="Times New Roman"/>
+          <w:sz w:val="24"/>
+          <w:szCs w:val="24"/>
+        </w:rPr>
+        <w:t>)</w:t>
       </w:r>
     </w:p>
     <w:p>
@@ -4750,6 +4615,7 @@
         <w:widowControl/>
         <w:autoSpaceDE/>
         <w:autoSpaceDN/>
+        <w:spacing w:line="360" w:lineRule="auto"/>
         <w:rPr>
           <w:rFonts w:ascii="Times New Roman" w:eastAsia="Times New Roman" w:hAnsi="Times New Roman" w:cs="Times New Roman"/>
           <w:color w:val="000000"/>
@@ -4759,33 +4625,80 @@
           <w:lang w:bidi="ar-SA"/>
         </w:rPr>
       </w:pPr>
-      <w:r>
+    </w:p>
+    <w:p>
+      <w:pPr>
+        <w:widowControl/>
+        <w:autoSpaceDE/>
+        <w:autoSpaceDN/>
         <w:rPr>
           <w:rFonts w:ascii="Times New Roman" w:eastAsia="Times New Roman" w:hAnsi="Times New Roman" w:cs="Times New Roman"/>
           <w:color w:val="000000"/>
-          <w:sz w:val="28"/>
-          <w:szCs w:val="28"/>
-          <w:lang w:bidi="ar-SA"/>
-        </w:rPr>
-        <w:t>__________________</w:t>
-      </w:r>
+          <w:sz w:val="24"/>
+          <w:szCs w:val="24"/>
+          <w:u w:val="single"/>
+          <w:lang w:bidi="ar-SA"/>
+        </w:rPr>
+      </w:pPr>
       <w:r>
         <w:rPr>
           <w:rFonts w:ascii="Times New Roman" w:eastAsia="Times New Roman" w:hAnsi="Times New Roman" w:cs="Times New Roman"/>
           <w:color w:val="000000"/>
-          <w:sz w:val="28"/>
-          <w:szCs w:val="28"/>
+          <w:sz w:val="24"/>
+          <w:szCs w:val="24"/>
+          <w:u w:val="single"/>
+          <w:lang w:bidi="ar-SA"/>
+        </w:rPr>
+        <w:t>Д.т.н., профессор</w:t>
+      </w:r>
+      <w:r>
+        <w:rPr>
+          <w:rFonts w:ascii="Times New Roman" w:eastAsia="Times New Roman" w:hAnsi="Times New Roman" w:cs="Times New Roman"/>
+          <w:color w:val="000000"/>
+          <w:sz w:val="24"/>
+          <w:szCs w:val="24"/>
+          <w:lang w:bidi="ar-SA"/>
+        </w:rPr>
+        <w:t xml:space="preserve">       </w:t>
+      </w:r>
+      <w:r>
+        <w:rPr>
+          <w:rFonts w:ascii="Times New Roman" w:eastAsia="Times New Roman" w:hAnsi="Times New Roman" w:cs="Times New Roman"/>
+          <w:color w:val="000000"/>
+          <w:sz w:val="24"/>
+          <w:szCs w:val="24"/>
           <w:lang w:bidi="ar-SA"/>
         </w:rPr>
         <w:tab/>
-        <w:t xml:space="preserve"> ____________</w:t>
+        <w:t xml:space="preserve"> _</w:t>
       </w:r>
       <w:r>
         <w:rPr>
           <w:rFonts w:ascii="Times New Roman" w:eastAsia="Times New Roman" w:hAnsi="Times New Roman" w:cs="Times New Roman"/>
           <w:color w:val="000000"/>
-          <w:sz w:val="28"/>
-          <w:szCs w:val="28"/>
+          <w:sz w:val="24"/>
+          <w:szCs w:val="24"/>
+          <w:u w:val="single"/>
+          <w:lang w:bidi="ar-SA"/>
+        </w:rPr>
+        <w:t>Э.М. Кольцова</w:t>
+      </w:r>
+      <w:r>
+        <w:rPr>
+          <w:rFonts w:ascii="Times New Roman" w:eastAsia="Times New Roman" w:hAnsi="Times New Roman" w:cs="Times New Roman"/>
+          <w:color w:val="000000"/>
+          <w:sz w:val="24"/>
+          <w:szCs w:val="24"/>
+          <w:lang w:bidi="ar-SA"/>
+        </w:rPr>
+        <w:t>_</w:t>
+      </w:r>
+      <w:r>
+        <w:rPr>
+          <w:rFonts w:ascii="Times New Roman" w:eastAsia="Times New Roman" w:hAnsi="Times New Roman" w:cs="Times New Roman"/>
+          <w:color w:val="000000"/>
+          <w:sz w:val="24"/>
+          <w:szCs w:val="24"/>
           <w:lang w:bidi="ar-SA"/>
         </w:rPr>
         <w:tab/>
@@ -4836,9 +4749,39 @@
           <w:vertAlign w:val="superscript"/>
           <w:lang w:bidi="ar-SA"/>
         </w:rPr>
-        <w:t xml:space="preserve">    </w:t>
-      </w:r>
-      <w:proofErr w:type="gramStart"/>
+        <w:t xml:space="preserve">       (И.О. Фамилия)</w:t>
+      </w:r>
+      <w:r>
+        <w:rPr>
+          <w:rFonts w:ascii="Times New Roman" w:eastAsia="Times New Roman" w:hAnsi="Times New Roman" w:cs="Times New Roman"/>
+          <w:color w:val="000000"/>
+          <w:sz w:val="28"/>
+          <w:szCs w:val="28"/>
+          <w:lang w:bidi="ar-SA"/>
+        </w:rPr>
+        <w:t xml:space="preserve">  </w:t>
+      </w:r>
+      <w:r>
+        <w:rPr>
+          <w:rFonts w:ascii="Times New Roman" w:eastAsia="Times New Roman" w:hAnsi="Times New Roman" w:cs="Times New Roman"/>
+          <w:color w:val="000000"/>
+          <w:sz w:val="28"/>
+          <w:szCs w:val="28"/>
+          <w:lang w:bidi="ar-SA"/>
+        </w:rPr>
+        <w:tab/>
+      </w:r>
+      <w:r>
+        <w:rPr>
+          <w:rFonts w:ascii="Times New Roman" w:eastAsia="Times New Roman" w:hAnsi="Times New Roman" w:cs="Times New Roman"/>
+          <w:color w:val="000000"/>
+          <w:sz w:val="28"/>
+          <w:szCs w:val="28"/>
+          <w:lang w:bidi="ar-SA"/>
+        </w:rPr>
+        <w:tab/>
+        <w:t xml:space="preserve">  </w:t>
+      </w:r>
       <w:r>
         <w:rPr>
           <w:rFonts w:ascii="Times New Roman" w:eastAsia="Times New Roman" w:hAnsi="Times New Roman" w:cs="Times New Roman"/>
@@ -4848,580 +4791,6 @@
           <w:vertAlign w:val="superscript"/>
           <w:lang w:bidi="ar-SA"/>
         </w:rPr>
-        <w:t xml:space="preserve">   (</w:t>
-      </w:r>
-      <w:proofErr w:type="gramEnd"/>
-      <w:r>
-        <w:rPr>
-          <w:rFonts w:ascii="Times New Roman" w:eastAsia="Times New Roman" w:hAnsi="Times New Roman" w:cs="Times New Roman"/>
-          <w:color w:val="000000"/>
-          <w:sz w:val="28"/>
-          <w:szCs w:val="28"/>
-          <w:vertAlign w:val="superscript"/>
-          <w:lang w:bidi="ar-SA"/>
-        </w:rPr>
-        <w:t>И.О. Фамилия)</w:t>
-      </w:r>
-      <w:r>
-        <w:rPr>
-          <w:rFonts w:ascii="Times New Roman" w:eastAsia="Times New Roman" w:hAnsi="Times New Roman" w:cs="Times New Roman"/>
-          <w:color w:val="000000"/>
-          <w:sz w:val="28"/>
-          <w:szCs w:val="28"/>
-          <w:lang w:bidi="ar-SA"/>
-        </w:rPr>
-        <w:t xml:space="preserve">  </w:t>
-      </w:r>
-      <w:r>
-        <w:rPr>
-          <w:rFonts w:ascii="Times New Roman" w:eastAsia="Times New Roman" w:hAnsi="Times New Roman" w:cs="Times New Roman"/>
-          <w:color w:val="000000"/>
-          <w:sz w:val="28"/>
-          <w:szCs w:val="28"/>
-          <w:lang w:bidi="ar-SA"/>
-        </w:rPr>
-        <w:tab/>
-      </w:r>
-      <w:r>
-        <w:rPr>
-          <w:rFonts w:ascii="Times New Roman" w:eastAsia="Times New Roman" w:hAnsi="Times New Roman" w:cs="Times New Roman"/>
-          <w:color w:val="000000"/>
-          <w:sz w:val="28"/>
-          <w:szCs w:val="28"/>
-          <w:lang w:bidi="ar-SA"/>
-        </w:rPr>
-        <w:tab/>
-        <w:t xml:space="preserve">  </w:t>
-      </w:r>
-      <w:r>
-        <w:rPr>
-          <w:rFonts w:ascii="Times New Roman" w:eastAsia="Times New Roman" w:hAnsi="Times New Roman" w:cs="Times New Roman"/>
-          <w:color w:val="000000"/>
-          <w:sz w:val="28"/>
-          <w:szCs w:val="28"/>
-          <w:vertAlign w:val="superscript"/>
-          <w:lang w:bidi="ar-SA"/>
-        </w:rPr>
-        <w:t>(подпись)</w:t>
-      </w:r>
-    </w:p>
-    <w:p>
-      <w:pPr>
-        <w:pStyle w:val="a3"/>
-        <w:spacing w:line="360" w:lineRule="auto"/>
-        <w:jc w:val="both"/>
-        <w:rPr>
-          <w:rFonts w:ascii="Times New Roman" w:hAnsi="Times New Roman" w:cs="Times New Roman"/>
-          <w:sz w:val="24"/>
-          <w:szCs w:val="24"/>
-        </w:rPr>
-      </w:pPr>
-    </w:p>
-    <w:p>
-      <w:pPr>
-        <w:pStyle w:val="a3"/>
-        <w:spacing w:line="360" w:lineRule="auto"/>
-        <w:jc w:val="both"/>
-        <w:rPr>
-          <w:rFonts w:ascii="Times New Roman" w:hAnsi="Times New Roman" w:cs="Times New Roman"/>
-          <w:sz w:val="24"/>
-          <w:szCs w:val="24"/>
-        </w:rPr>
-      </w:pPr>
-      <w:r>
-        <w:rPr>
-          <w:rFonts w:ascii="Times New Roman" w:hAnsi="Times New Roman" w:cs="Times New Roman"/>
-          <w:sz w:val="24"/>
-          <w:szCs w:val="24"/>
-        </w:rPr>
-        <w:t xml:space="preserve">Методические указания по дисциплине </w:t>
-      </w:r>
-      <w:r>
-        <w:rPr>
-          <w:rFonts w:ascii="Times New Roman" w:hAnsi="Times New Roman" w:cs="Times New Roman"/>
-          <w:sz w:val="24"/>
-          <w:szCs w:val="24"/>
-          <w:highlight w:val="yellow"/>
-        </w:rPr>
-        <w:t>«</w:t>
-      </w:r>
-      <w:r>
-        <w:rPr>
-          <w:rFonts w:ascii="Times New Roman" w:eastAsia="Times New Roman" w:hAnsi="Times New Roman" w:cs="Times New Roman"/>
-          <w:color w:val="000000"/>
-          <w:sz w:val="24"/>
-          <w:szCs w:val="24"/>
-          <w:highlight w:val="yellow"/>
-          <w:lang w:bidi="ar-SA"/>
-        </w:rPr>
-        <w:t xml:space="preserve">Бизнес-аналитика в </w:t>
-      </w:r>
-      <w:r>
-        <w:rPr>
-          <w:rFonts w:ascii="Times New Roman" w:eastAsia="Times New Roman" w:hAnsi="Times New Roman" w:cs="Times New Roman"/>
-          <w:color w:val="000000"/>
-          <w:sz w:val="24"/>
-          <w:szCs w:val="24"/>
-          <w:highlight w:val="yellow"/>
-          <w:lang w:val="en-US" w:bidi="ar-SA"/>
-        </w:rPr>
-        <w:t>Microsoft</w:t>
-      </w:r>
-      <w:r>
-        <w:rPr>
-          <w:rFonts w:ascii="Times New Roman" w:eastAsia="Times New Roman" w:hAnsi="Times New Roman" w:cs="Times New Roman"/>
-          <w:color w:val="000000"/>
-          <w:sz w:val="24"/>
-          <w:szCs w:val="24"/>
-          <w:highlight w:val="yellow"/>
-          <w:lang w:bidi="ar-SA"/>
-        </w:rPr>
-        <w:t xml:space="preserve"> </w:t>
-      </w:r>
-      <w:r>
-        <w:rPr>
-          <w:rFonts w:ascii="Times New Roman" w:eastAsia="Times New Roman" w:hAnsi="Times New Roman" w:cs="Times New Roman"/>
-          <w:color w:val="000000"/>
-          <w:sz w:val="24"/>
-          <w:szCs w:val="24"/>
-          <w:highlight w:val="yellow"/>
-          <w:lang w:val="en-US" w:bidi="ar-SA"/>
-        </w:rPr>
-        <w:t>Power</w:t>
-      </w:r>
-      <w:r>
-        <w:rPr>
-          <w:rFonts w:ascii="Times New Roman" w:eastAsia="Times New Roman" w:hAnsi="Times New Roman" w:cs="Times New Roman"/>
-          <w:color w:val="000000"/>
-          <w:sz w:val="24"/>
-          <w:szCs w:val="24"/>
-          <w:highlight w:val="yellow"/>
-          <w:lang w:bidi="ar-SA"/>
-        </w:rPr>
-        <w:t xml:space="preserve"> </w:t>
-      </w:r>
-      <w:r>
-        <w:rPr>
-          <w:rFonts w:ascii="Times New Roman" w:eastAsia="Times New Roman" w:hAnsi="Times New Roman" w:cs="Times New Roman"/>
-          <w:color w:val="000000"/>
-          <w:sz w:val="24"/>
-          <w:szCs w:val="24"/>
-          <w:highlight w:val="yellow"/>
-          <w:lang w:val="en-US" w:bidi="ar-SA"/>
-        </w:rPr>
-        <w:t>BI</w:t>
-      </w:r>
-      <w:r>
-        <w:rPr>
-          <w:rFonts w:ascii="Times New Roman" w:hAnsi="Times New Roman" w:cs="Times New Roman"/>
-          <w:sz w:val="24"/>
-          <w:szCs w:val="24"/>
-        </w:rPr>
-        <w:t>» одобрены на заседании ка</w:t>
-      </w:r>
-      <w:r>
-        <w:rPr>
-          <w:rFonts w:ascii="Times New Roman" w:hAnsi="Times New Roman" w:cs="Times New Roman"/>
-          <w:sz w:val="24"/>
-          <w:szCs w:val="24"/>
-        </w:rPr>
-        <w:t>федры</w:t>
-      </w:r>
-      <w:r>
-        <w:rPr>
-          <w:rFonts w:ascii="Times New Roman" w:hAnsi="Times New Roman" w:cs="Times New Roman"/>
-          <w:sz w:val="24"/>
-          <w:szCs w:val="24"/>
-        </w:rPr>
-        <w:t xml:space="preserve"> </w:t>
-      </w:r>
-      <w:r>
-        <w:rPr>
-          <w:rFonts w:ascii="Times New Roman" w:hAnsi="Times New Roman" w:cs="Times New Roman"/>
-          <w:sz w:val="24"/>
-          <w:szCs w:val="24"/>
-        </w:rPr>
-        <w:t>Информационных компьютерных технологий</w:t>
-      </w:r>
-      <w:r>
-        <w:rPr>
-          <w:rFonts w:ascii="Times New Roman" w:hAnsi="Times New Roman" w:cs="Times New Roman"/>
-          <w:sz w:val="24"/>
-          <w:szCs w:val="24"/>
-        </w:rPr>
-        <w:t xml:space="preserve"> (ИКТ)</w:t>
-      </w:r>
-      <w:r>
-        <w:rPr>
-          <w:rFonts w:ascii="Times New Roman" w:hAnsi="Times New Roman" w:cs="Times New Roman"/>
-          <w:sz w:val="24"/>
-          <w:szCs w:val="24"/>
-        </w:rPr>
-        <w:t xml:space="preserve">, протокол № </w:t>
-      </w:r>
-      <w:r>
-        <w:rPr>
-          <w:rFonts w:ascii="Times New Roman" w:hAnsi="Times New Roman" w:cs="Times New Roman"/>
-          <w:sz w:val="24"/>
-          <w:szCs w:val="24"/>
-        </w:rPr>
-        <w:t>17</w:t>
-      </w:r>
-      <w:r>
-        <w:rPr>
-          <w:rFonts w:ascii="Times New Roman" w:hAnsi="Times New Roman" w:cs="Times New Roman"/>
-          <w:sz w:val="24"/>
-          <w:szCs w:val="24"/>
-        </w:rPr>
-        <w:t xml:space="preserve"> от «</w:t>
-      </w:r>
-      <w:r>
-        <w:rPr>
-          <w:rFonts w:ascii="Times New Roman" w:hAnsi="Times New Roman" w:cs="Times New Roman"/>
-          <w:sz w:val="24"/>
-          <w:szCs w:val="24"/>
-        </w:rPr>
-        <w:t>28</w:t>
-      </w:r>
-      <w:r>
-        <w:rPr>
-          <w:rFonts w:ascii="Times New Roman" w:hAnsi="Times New Roman" w:cs="Times New Roman"/>
-          <w:sz w:val="24"/>
-          <w:szCs w:val="24"/>
-        </w:rPr>
-        <w:t xml:space="preserve">» </w:t>
-      </w:r>
-      <w:r>
-        <w:rPr>
-          <w:rFonts w:ascii="Times New Roman" w:hAnsi="Times New Roman" w:cs="Times New Roman"/>
-          <w:sz w:val="24"/>
-          <w:szCs w:val="24"/>
-        </w:rPr>
-        <w:t>февраля</w:t>
-      </w:r>
-      <w:r>
-        <w:rPr>
-          <w:rFonts w:ascii="Times New Roman" w:hAnsi="Times New Roman" w:cs="Times New Roman"/>
-          <w:sz w:val="24"/>
-          <w:szCs w:val="24"/>
-        </w:rPr>
-        <w:t xml:space="preserve"> 20</w:t>
-      </w:r>
-      <w:r>
-        <w:rPr>
-          <w:rFonts w:ascii="Times New Roman" w:hAnsi="Times New Roman" w:cs="Times New Roman"/>
-          <w:sz w:val="24"/>
-          <w:szCs w:val="24"/>
-        </w:rPr>
-        <w:t>2</w:t>
-      </w:r>
-      <w:r>
-        <w:rPr>
-          <w:rFonts w:ascii="Times New Roman" w:hAnsi="Times New Roman" w:cs="Times New Roman"/>
-          <w:sz w:val="24"/>
-          <w:szCs w:val="24"/>
-        </w:rPr>
-        <w:t>2</w:t>
-      </w:r>
-      <w:r>
-        <w:rPr>
-          <w:rFonts w:ascii="Times New Roman" w:hAnsi="Times New Roman" w:cs="Times New Roman"/>
-          <w:sz w:val="24"/>
-          <w:szCs w:val="24"/>
-        </w:rPr>
-        <w:t xml:space="preserve"> г.</w:t>
-      </w:r>
-    </w:p>
-    <w:p>
-      <w:pPr>
-        <w:pStyle w:val="a3"/>
-        <w:spacing w:line="360" w:lineRule="auto"/>
-        <w:jc w:val="both"/>
-        <w:rPr>
-          <w:rFonts w:ascii="Times New Roman" w:hAnsi="Times New Roman" w:cs="Times New Roman"/>
-          <w:sz w:val="24"/>
-          <w:szCs w:val="24"/>
-        </w:rPr>
-      </w:pPr>
-    </w:p>
-    <w:p>
-      <w:pPr>
-        <w:pStyle w:val="a3"/>
-        <w:spacing w:line="360" w:lineRule="auto"/>
-        <w:jc w:val="both"/>
-        <w:rPr>
-          <w:rFonts w:ascii="Times New Roman" w:hAnsi="Times New Roman" w:cs="Times New Roman"/>
-          <w:sz w:val="24"/>
-          <w:szCs w:val="24"/>
-        </w:rPr>
-      </w:pPr>
-      <w:r>
-        <w:rPr>
-          <w:rFonts w:ascii="Times New Roman" w:hAnsi="Times New Roman" w:cs="Times New Roman"/>
-          <w:sz w:val="24"/>
-          <w:szCs w:val="24"/>
-        </w:rPr>
-        <w:t>Заведующий кафедрой</w:t>
-      </w:r>
-      <w:r>
-        <w:rPr>
-          <w:rFonts w:ascii="Times New Roman" w:hAnsi="Times New Roman" w:cs="Times New Roman"/>
-          <w:sz w:val="24"/>
-          <w:szCs w:val="24"/>
-        </w:rPr>
-        <w:t xml:space="preserve"> информационных компьютерных технологий</w:t>
-      </w:r>
-      <w:r>
-        <w:rPr>
-          <w:rFonts w:ascii="Times New Roman" w:hAnsi="Times New Roman" w:cs="Times New Roman"/>
-          <w:sz w:val="24"/>
-          <w:szCs w:val="24"/>
-        </w:rPr>
-        <w:t xml:space="preserve"> </w:t>
-      </w:r>
-      <w:r>
-        <w:rPr>
-          <w:rFonts w:ascii="Times New Roman" w:hAnsi="Times New Roman" w:cs="Times New Roman"/>
-          <w:sz w:val="24"/>
-          <w:szCs w:val="24"/>
-        </w:rPr>
-        <w:t>(</w:t>
-      </w:r>
-      <w:r>
-        <w:rPr>
-          <w:rFonts w:ascii="Times New Roman" w:hAnsi="Times New Roman" w:cs="Times New Roman"/>
-          <w:sz w:val="24"/>
-          <w:szCs w:val="24"/>
-        </w:rPr>
-        <w:t>ИКТ</w:t>
-      </w:r>
-      <w:r>
-        <w:rPr>
-          <w:rFonts w:ascii="Times New Roman" w:hAnsi="Times New Roman" w:cs="Times New Roman"/>
-          <w:sz w:val="24"/>
-          <w:szCs w:val="24"/>
-        </w:rPr>
-        <w:t>)</w:t>
-      </w:r>
-    </w:p>
-    <w:p>
-      <w:pPr>
-        <w:widowControl/>
-        <w:autoSpaceDE/>
-        <w:autoSpaceDN/>
-        <w:spacing w:line="360" w:lineRule="auto"/>
-        <w:rPr>
-          <w:rFonts w:ascii="Times New Roman" w:eastAsia="Times New Roman" w:hAnsi="Times New Roman" w:cs="Times New Roman"/>
-          <w:color w:val="000000"/>
-          <w:sz w:val="28"/>
-          <w:szCs w:val="28"/>
-          <w:u w:val="single"/>
-          <w:lang w:bidi="ar-SA"/>
-        </w:rPr>
-      </w:pPr>
-    </w:p>
-    <w:p>
-      <w:pPr>
-        <w:widowControl/>
-        <w:autoSpaceDE/>
-        <w:autoSpaceDN/>
-        <w:rPr>
-          <w:rFonts w:ascii="Times New Roman" w:eastAsia="Times New Roman" w:hAnsi="Times New Roman" w:cs="Times New Roman"/>
-          <w:color w:val="000000"/>
-          <w:sz w:val="24"/>
-          <w:szCs w:val="24"/>
-          <w:u w:val="single"/>
-          <w:lang w:bidi="ar-SA"/>
-        </w:rPr>
-      </w:pPr>
-      <w:r>
-        <w:rPr>
-          <w:rFonts w:ascii="Times New Roman" w:eastAsia="Times New Roman" w:hAnsi="Times New Roman" w:cs="Times New Roman"/>
-          <w:color w:val="000000"/>
-          <w:sz w:val="24"/>
-          <w:szCs w:val="24"/>
-          <w:u w:val="single"/>
-          <w:lang w:bidi="ar-SA"/>
-        </w:rPr>
-        <w:t>Д.т.н., профессор</w:t>
-      </w:r>
-      <w:r>
-        <w:rPr>
-          <w:rFonts w:ascii="Times New Roman" w:eastAsia="Times New Roman" w:hAnsi="Times New Roman" w:cs="Times New Roman"/>
-          <w:color w:val="000000"/>
-          <w:sz w:val="24"/>
-          <w:szCs w:val="24"/>
-          <w:lang w:bidi="ar-SA"/>
-        </w:rPr>
-        <w:t xml:space="preserve">       </w:t>
-      </w:r>
-      <w:r>
-        <w:rPr>
-          <w:rFonts w:ascii="Times New Roman" w:eastAsia="Times New Roman" w:hAnsi="Times New Roman" w:cs="Times New Roman"/>
-          <w:color w:val="000000"/>
-          <w:sz w:val="24"/>
-          <w:szCs w:val="24"/>
-          <w:lang w:bidi="ar-SA"/>
-        </w:rPr>
-        <w:tab/>
-        <w:t xml:space="preserve"> _</w:t>
-      </w:r>
-      <w:proofErr w:type="gramStart"/>
-      <w:r>
-        <w:rPr>
-          <w:rFonts w:ascii="Times New Roman" w:eastAsia="Times New Roman" w:hAnsi="Times New Roman" w:cs="Times New Roman"/>
-          <w:color w:val="000000"/>
-          <w:sz w:val="24"/>
-          <w:szCs w:val="24"/>
-          <w:u w:val="single"/>
-          <w:lang w:bidi="ar-SA"/>
-        </w:rPr>
-        <w:t>Э.М.</w:t>
-      </w:r>
-      <w:proofErr w:type="gramEnd"/>
-      <w:r>
-        <w:rPr>
-          <w:rFonts w:ascii="Times New Roman" w:eastAsia="Times New Roman" w:hAnsi="Times New Roman" w:cs="Times New Roman"/>
-          <w:color w:val="000000"/>
-          <w:sz w:val="24"/>
-          <w:szCs w:val="24"/>
-          <w:u w:val="single"/>
-          <w:lang w:bidi="ar-SA"/>
-        </w:rPr>
-        <w:t xml:space="preserve"> Кольцова</w:t>
-      </w:r>
-      <w:r>
-        <w:rPr>
-          <w:rFonts w:ascii="Times New Roman" w:eastAsia="Times New Roman" w:hAnsi="Times New Roman" w:cs="Times New Roman"/>
-          <w:color w:val="000000"/>
-          <w:sz w:val="24"/>
-          <w:szCs w:val="24"/>
-          <w:lang w:bidi="ar-SA"/>
-        </w:rPr>
-        <w:t>_</w:t>
-      </w:r>
-      <w:r>
-        <w:rPr>
-          <w:rFonts w:ascii="Times New Roman" w:eastAsia="Times New Roman" w:hAnsi="Times New Roman" w:cs="Times New Roman"/>
-          <w:color w:val="000000"/>
-          <w:sz w:val="24"/>
-          <w:szCs w:val="24"/>
-          <w:lang w:bidi="ar-SA"/>
-        </w:rPr>
-        <w:tab/>
-        <w:t>_________________</w:t>
-      </w:r>
-    </w:p>
-    <w:p>
-      <w:pPr>
-        <w:widowControl/>
-        <w:autoSpaceDE/>
-        <w:autoSpaceDN/>
-        <w:rPr>
-          <w:rFonts w:ascii="Times New Roman" w:eastAsia="Times New Roman" w:hAnsi="Times New Roman" w:cs="Times New Roman"/>
-          <w:color w:val="000000"/>
-          <w:sz w:val="28"/>
-          <w:szCs w:val="28"/>
-          <w:vertAlign w:val="superscript"/>
-          <w:lang w:bidi="ar-SA"/>
-        </w:rPr>
-      </w:pPr>
-      <w:r>
-        <w:rPr>
-          <w:rFonts w:ascii="Times New Roman" w:eastAsia="Times New Roman" w:hAnsi="Times New Roman" w:cs="Times New Roman"/>
-          <w:color w:val="000000"/>
-          <w:sz w:val="28"/>
-          <w:szCs w:val="28"/>
-          <w:vertAlign w:val="superscript"/>
-          <w:lang w:bidi="ar-SA"/>
-        </w:rPr>
-        <w:t xml:space="preserve"> (ученая степень, ученое звание)</w:t>
-      </w:r>
-      <w:r>
-        <w:rPr>
-          <w:rFonts w:ascii="Times New Roman" w:eastAsia="Times New Roman" w:hAnsi="Times New Roman" w:cs="Times New Roman"/>
-          <w:color w:val="000000"/>
-          <w:sz w:val="28"/>
-          <w:szCs w:val="28"/>
-          <w:lang w:bidi="ar-SA"/>
-        </w:rPr>
-        <w:tab/>
-      </w:r>
-      <w:r>
-        <w:rPr>
-          <w:rFonts w:ascii="Times New Roman" w:eastAsia="Times New Roman" w:hAnsi="Times New Roman" w:cs="Times New Roman"/>
-          <w:color w:val="000000"/>
-          <w:sz w:val="28"/>
-          <w:szCs w:val="28"/>
-          <w:vertAlign w:val="superscript"/>
-          <w:lang w:bidi="ar-SA"/>
-        </w:rPr>
-        <w:t xml:space="preserve">    </w:t>
-      </w:r>
-      <w:proofErr w:type="gramStart"/>
-      <w:r>
-        <w:rPr>
-          <w:rFonts w:ascii="Times New Roman" w:eastAsia="Times New Roman" w:hAnsi="Times New Roman" w:cs="Times New Roman"/>
-          <w:color w:val="000000"/>
-          <w:sz w:val="28"/>
-          <w:szCs w:val="28"/>
-          <w:vertAlign w:val="superscript"/>
-          <w:lang w:bidi="ar-SA"/>
-        </w:rPr>
-        <w:t xml:space="preserve">   (</w:t>
-      </w:r>
-      <w:proofErr w:type="gramEnd"/>
-      <w:r>
-        <w:rPr>
-          <w:rFonts w:ascii="Times New Roman" w:eastAsia="Times New Roman" w:hAnsi="Times New Roman" w:cs="Times New Roman"/>
-          <w:color w:val="000000"/>
-          <w:sz w:val="28"/>
-          <w:szCs w:val="28"/>
-          <w:vertAlign w:val="superscript"/>
-          <w:lang w:bidi="ar-SA"/>
-        </w:rPr>
-        <w:t>И.О. Фамилия)</w:t>
-      </w:r>
-      <w:r>
-        <w:rPr>
-          <w:rFonts w:ascii="Times New Roman" w:eastAsia="Times New Roman" w:hAnsi="Times New Roman" w:cs="Times New Roman"/>
-          <w:color w:val="000000"/>
-          <w:sz w:val="28"/>
-          <w:szCs w:val="28"/>
-          <w:lang w:bidi="ar-SA"/>
-        </w:rPr>
-        <w:t xml:space="preserve">  </w:t>
-      </w:r>
-      <w:r>
-        <w:rPr>
-          <w:rFonts w:ascii="Times New Roman" w:eastAsia="Times New Roman" w:hAnsi="Times New Roman" w:cs="Times New Roman"/>
-          <w:color w:val="000000"/>
-          <w:sz w:val="28"/>
-          <w:szCs w:val="28"/>
-          <w:lang w:bidi="ar-SA"/>
-        </w:rPr>
-        <w:tab/>
-      </w:r>
-      <w:r>
-        <w:rPr>
-          <w:rFonts w:ascii="Times New Roman" w:eastAsia="Times New Roman" w:hAnsi="Times New Roman" w:cs="Times New Roman"/>
-          <w:color w:val="000000"/>
-          <w:sz w:val="28"/>
-          <w:szCs w:val="28"/>
-          <w:lang w:bidi="ar-SA"/>
-        </w:rPr>
-        <w:tab/>
-        <w:t xml:space="preserve">  </w:t>
-      </w:r>
-      <w:r>
-        <w:rPr>
-          <w:rFonts w:ascii="Times New Roman" w:eastAsia="Times New Roman" w:hAnsi="Times New Roman" w:cs="Times New Roman"/>
-          <w:color w:val="000000"/>
-          <w:sz w:val="28"/>
-          <w:szCs w:val="28"/>
-          <w:vertAlign w:val="superscript"/>
-          <w:lang w:bidi="ar-SA"/>
-        </w:rPr>
         <w:t>(подпись)</w:t>
       </w:r>
     </w:p>
@@ -5509,10 +4878,9 @@
           <w:b/>
           <w:sz w:val="24"/>
           <w:szCs w:val="24"/>
-          <w:highlight w:val="yellow"/>
           <w:u w:val="single"/>
         </w:rPr>
-        <w:t xml:space="preserve">Бизнес-аналитика в </w:t>
+        <w:t>Инструментальные средства технологического проектирования</w:t>
       </w:r>
       <w:r>
         <w:rPr>
@@ -5520,65 +4888,6 @@
           <w:b/>
           <w:sz w:val="24"/>
           <w:szCs w:val="24"/>
-          <w:highlight w:val="yellow"/>
-          <w:u w:val="single"/>
-          <w:lang w:val="en-US"/>
-        </w:rPr>
-        <w:t>Microsoft</w:t>
-      </w:r>
-      <w:r>
-        <w:rPr>
-          <w:rFonts w:ascii="Times New Roman" w:hAnsi="Times New Roman" w:cs="Times New Roman"/>
-          <w:b/>
-          <w:sz w:val="24"/>
-          <w:szCs w:val="24"/>
-          <w:highlight w:val="yellow"/>
-          <w:u w:val="single"/>
-        </w:rPr>
-        <w:t xml:space="preserve"> </w:t>
-      </w:r>
-      <w:r>
-        <w:rPr>
-          <w:rFonts w:ascii="Times New Roman" w:hAnsi="Times New Roman" w:cs="Times New Roman"/>
-          <w:b/>
-          <w:sz w:val="24"/>
-          <w:szCs w:val="24"/>
-          <w:highlight w:val="yellow"/>
-          <w:u w:val="single"/>
-          <w:lang w:val="en-US"/>
-        </w:rPr>
-        <w:t>Power</w:t>
-      </w:r>
-      <w:r>
-        <w:rPr>
-          <w:rFonts w:ascii="Times New Roman" w:hAnsi="Times New Roman" w:cs="Times New Roman"/>
-          <w:b/>
-          <w:sz w:val="24"/>
-          <w:szCs w:val="24"/>
-          <w:highlight w:val="yellow"/>
-          <w:u w:val="single"/>
-        </w:rPr>
-        <w:t xml:space="preserve"> </w:t>
-      </w:r>
-      <w:r>
-        <w:rPr>
-          <w:rFonts w:ascii="Times New Roman" w:hAnsi="Times New Roman" w:cs="Times New Roman"/>
-          <w:b/>
-          <w:sz w:val="24"/>
-          <w:szCs w:val="24"/>
-          <w:highlight w:val="yellow"/>
-          <w:u w:val="single"/>
-          <w:lang w:val="en-US"/>
-        </w:rPr>
-        <w:t>BI</w:t>
-      </w:r>
-      <w:r>
-        <w:rPr>
-          <w:rFonts w:ascii="Times New Roman" w:hAnsi="Times New Roman" w:cs="Times New Roman"/>
-          <w:b/>
-          <w:sz w:val="24"/>
-          <w:szCs w:val="24"/>
-          <w:highlight w:val="yellow"/>
         </w:rPr>
         <w:t>»</w:t>
       </w:r>
@@ -6140,7 +5449,6 @@
                 <w:szCs w:val="24"/>
               </w:rPr>
             </w:pPr>
-            <w:proofErr w:type="gramStart"/>
             <w:r>
               <w:rPr>
                 <w:rFonts w:ascii="Times New Roman" w:hAnsi="Times New Roman" w:cs="Times New Roman"/>
@@ -6167,7 +5475,6 @@
               </w:rPr>
               <w:tab/>
             </w:r>
-            <w:proofErr w:type="gramEnd"/>
             <w:r>
               <w:rPr>
                 <w:rFonts w:ascii="Times New Roman" w:hAnsi="Times New Roman" w:cs="Times New Roman"/>
@@ -6354,7 +5661,6 @@
                 <w:szCs w:val="24"/>
               </w:rPr>
             </w:pPr>
-            <w:proofErr w:type="gramStart"/>
             <w:r>
               <w:rPr>
                 <w:rFonts w:ascii="Times New Roman" w:hAnsi="Times New Roman" w:cs="Times New Roman"/>
@@ -6381,7 +5687,6 @@
               </w:rPr>
               <w:tab/>
             </w:r>
-            <w:proofErr w:type="gramEnd"/>
             <w:r>
               <w:rPr>
                 <w:rFonts w:ascii="Times New Roman" w:hAnsi="Times New Roman" w:cs="Times New Roman"/>
@@ -6568,7 +5873,6 @@
                 <w:szCs w:val="24"/>
               </w:rPr>
             </w:pPr>
-            <w:proofErr w:type="gramStart"/>
             <w:r>
               <w:rPr>
                 <w:rFonts w:ascii="Times New Roman" w:hAnsi="Times New Roman" w:cs="Times New Roman"/>
@@ -6595,7 +5899,6 @@
               </w:rPr>
               <w:tab/>
             </w:r>
-            <w:proofErr w:type="gramEnd"/>
             <w:r>
               <w:rPr>
                 <w:rFonts w:ascii="Times New Roman" w:hAnsi="Times New Roman" w:cs="Times New Roman"/>
@@ -6782,7 +6085,6 @@
                 <w:szCs w:val="24"/>
               </w:rPr>
             </w:pPr>
-            <w:proofErr w:type="gramStart"/>
             <w:r>
               <w:rPr>
                 <w:rFonts w:ascii="Times New Roman" w:hAnsi="Times New Roman" w:cs="Times New Roman"/>
@@ -6809,7 +6111,6 @@
               </w:rPr>
               <w:tab/>
             </w:r>
-            <w:proofErr w:type="gramEnd"/>
             <w:r>
               <w:rPr>
                 <w:rFonts w:ascii="Times New Roman" w:hAnsi="Times New Roman" w:cs="Times New Roman"/>
@@ -6996,7 +6297,6 @@
                 <w:szCs w:val="24"/>
               </w:rPr>
             </w:pPr>
-            <w:proofErr w:type="gramStart"/>
             <w:r>
               <w:rPr>
                 <w:rFonts w:ascii="Times New Roman" w:hAnsi="Times New Roman" w:cs="Times New Roman"/>
@@ -7023,7 +6323,6 @@
               </w:rPr>
               <w:tab/>
             </w:r>
-            <w:proofErr w:type="gramEnd"/>
             <w:r>
               <w:rPr>
                 <w:rFonts w:ascii="Times New Roman" w:hAnsi="Times New Roman" w:cs="Times New Roman"/>
